--- a/exam-1/PHI2394 exam 1 cheat sheet.docx
+++ b/exam-1/PHI2394 exam 1 cheat sheet.docx
@@ -3064,10 +3064,21 @@
           <w:rFonts w:ascii="Calibri" w:hAnsi="Calibri"/>
           <w:b/>
           <w:i w:val="0"/>
-          <w:color w:val="1A6450"/>
+          <w:color w:val="0C3F31"/>
+          <w:sz w:val="16"/>
+          <w:shd w:val="clear" w:color="auto" w:fill="C4E3D4"/>
+        </w:rPr>
+        <w:t xml:space="preserve"> Ad hoc </w:t>
+      </w:r>
+      <w:r>
+        <w:rPr>
+          <w:rFonts w:ascii="Calibri" w:hAnsi="Calibri"/>
+          <w:b w:val="0"/>
+          <w:i w:val="0"/>
+          <w:color w:val="3C4A42"/>
           <w:sz w:val="14"/>
         </w:rPr>
-        <w:t xml:space="preserve">Ad hoc </w:t>
+        <w:t xml:space="preserve"> </w:t>
       </w:r>
       <w:r>
         <w:rPr>
@@ -3111,10 +3122,21 @@
           <w:rFonts w:ascii="Calibri" w:hAnsi="Calibri"/>
           <w:b/>
           <w:i w:val="0"/>
-          <w:color w:val="1A6450"/>
+          <w:color w:val="0C3F31"/>
+          <w:sz w:val="16"/>
+          <w:shd w:val="clear" w:color="auto" w:fill="C4E3D4"/>
+        </w:rPr>
+        <w:t xml:space="preserve"> Contingent </w:t>
+      </w:r>
+      <w:r>
+        <w:rPr>
+          <w:rFonts w:ascii="Calibri" w:hAnsi="Calibri"/>
+          <w:b w:val="0"/>
+          <w:i w:val="0"/>
+          <w:color w:val="3C4A42"/>
           <w:sz w:val="14"/>
         </w:rPr>
-        <w:t xml:space="preserve">Contingent </w:t>
+        <w:t xml:space="preserve"> </w:t>
       </w:r>
       <w:r>
         <w:rPr>
@@ -3158,10 +3180,21 @@
           <w:rFonts w:ascii="Calibri" w:hAnsi="Calibri"/>
           <w:b/>
           <w:i w:val="0"/>
-          <w:color w:val="1A6450"/>
+          <w:color w:val="0C3F31"/>
+          <w:sz w:val="16"/>
+          <w:shd w:val="clear" w:color="auto" w:fill="C4E3D4"/>
+        </w:rPr>
+        <w:t xml:space="preserve"> Metaphysics </w:t>
+      </w:r>
+      <w:r>
+        <w:rPr>
+          <w:rFonts w:ascii="Calibri" w:hAnsi="Calibri"/>
+          <w:b w:val="0"/>
+          <w:i w:val="0"/>
+          <w:color w:val="3C4A42"/>
           <w:sz w:val="14"/>
         </w:rPr>
-        <w:t xml:space="preserve">Metaphysics </w:t>
+        <w:t xml:space="preserve"> </w:t>
       </w:r>
       <w:r>
         <w:rPr>
@@ -3205,10 +3238,21 @@
           <w:rFonts w:ascii="Calibri" w:hAnsi="Calibri"/>
           <w:b/>
           <w:i w:val="0"/>
-          <w:color w:val="1A6450"/>
+          <w:color w:val="0C3F31"/>
+          <w:sz w:val="16"/>
+          <w:shd w:val="clear" w:color="auto" w:fill="C4E3D4"/>
+        </w:rPr>
+        <w:t xml:space="preserve"> Dualism </w:t>
+      </w:r>
+      <w:r>
+        <w:rPr>
+          <w:rFonts w:ascii="Calibri" w:hAnsi="Calibri"/>
+          <w:b w:val="0"/>
+          <w:i w:val="0"/>
+          <w:color w:val="3C4A42"/>
           <w:sz w:val="14"/>
         </w:rPr>
-        <w:t xml:space="preserve">Dualism </w:t>
+        <w:t xml:space="preserve"> </w:t>
       </w:r>
       <w:r>
         <w:rPr>
@@ -3250,10 +3294,21 @@
           <w:rFonts w:ascii="Calibri" w:hAnsi="Calibri"/>
           <w:b/>
           <w:i w:val="0"/>
-          <w:color w:val="1A6450"/>
+          <w:color w:val="0C3F31"/>
+          <w:sz w:val="16"/>
+          <w:shd w:val="clear" w:color="auto" w:fill="C4E3D4"/>
+        </w:rPr>
+        <w:t xml:space="preserve"> Homer </w:t>
+      </w:r>
+      <w:r>
+        <w:rPr>
+          <w:rFonts w:ascii="Calibri" w:hAnsi="Calibri"/>
+          <w:b w:val="0"/>
+          <w:i w:val="0"/>
+          <w:color w:val="3C4A42"/>
           <w:sz w:val="14"/>
         </w:rPr>
-        <w:t xml:space="preserve">Homer </w:t>
+        <w:t xml:space="preserve"> </w:t>
       </w:r>
       <w:r>
         <w:rPr>
@@ -3307,10 +3362,21 @@
           <w:rFonts w:ascii="Calibri" w:hAnsi="Calibri"/>
           <w:b/>
           <w:i w:val="0"/>
-          <w:color w:val="1A6450"/>
+          <w:color w:val="0C3F31"/>
+          <w:sz w:val="16"/>
+          <w:shd w:val="clear" w:color="auto" w:fill="C4E3D4"/>
+        </w:rPr>
+        <w:t xml:space="preserve"> Heraclitus </w:t>
+      </w:r>
+      <w:r>
+        <w:rPr>
+          <w:rFonts w:ascii="Calibri" w:hAnsi="Calibri"/>
+          <w:b w:val="0"/>
+          <w:i w:val="0"/>
+          <w:color w:val="3C4A42"/>
           <w:sz w:val="14"/>
         </w:rPr>
-        <w:t xml:space="preserve">Heraclitus </w:t>
+        <w:t xml:space="preserve"> </w:t>
       </w:r>
       <w:r>
         <w:rPr>
@@ -3344,10 +3410,21 @@
           <w:rFonts w:ascii="Calibri" w:hAnsi="Calibri"/>
           <w:b/>
           <w:i w:val="0"/>
-          <w:color w:val="1A6450"/>
+          <w:color w:val="0C3F31"/>
+          <w:sz w:val="16"/>
+          <w:shd w:val="clear" w:color="auto" w:fill="C4E3D4"/>
+        </w:rPr>
+        <w:t xml:space="preserve"> Aristotle </w:t>
+      </w:r>
+      <w:r>
+        <w:rPr>
+          <w:rFonts w:ascii="Calibri" w:hAnsi="Calibri"/>
+          <w:b w:val="0"/>
+          <w:i w:val="0"/>
+          <w:color w:val="3C4A42"/>
           <w:sz w:val="14"/>
         </w:rPr>
-        <w:t xml:space="preserve">Aristotle </w:t>
+        <w:t xml:space="preserve"> </w:t>
       </w:r>
       <w:r>
         <w:rPr>
@@ -3381,10 +3458,21 @@
           <w:rFonts w:ascii="Calibri" w:hAnsi="Calibri"/>
           <w:b/>
           <w:i w:val="0"/>
-          <w:color w:val="1A6450"/>
+          <w:color w:val="0C3F31"/>
+          <w:sz w:val="16"/>
+          <w:shd w:val="clear" w:color="auto" w:fill="C4E3D4"/>
+        </w:rPr>
+        <w:t xml:space="preserve"> Geocentrism </w:t>
+      </w:r>
+      <w:r>
+        <w:rPr>
+          <w:rFonts w:ascii="Calibri" w:hAnsi="Calibri"/>
+          <w:b w:val="0"/>
+          <w:i w:val="0"/>
+          <w:color w:val="3C4A42"/>
           <w:sz w:val="14"/>
         </w:rPr>
-        <w:t xml:space="preserve">Geocentrism </w:t>
+        <w:t xml:space="preserve"> </w:t>
       </w:r>
       <w:r>
         <w:rPr>
@@ -3438,10 +3526,21 @@
           <w:rFonts w:ascii="Calibri" w:hAnsi="Calibri"/>
           <w:b/>
           <w:i w:val="0"/>
-          <w:color w:val="1A6450"/>
+          <w:color w:val="0C3F31"/>
+          <w:sz w:val="16"/>
+          <w:shd w:val="clear" w:color="auto" w:fill="C4E3D4"/>
+        </w:rPr>
+        <w:t xml:space="preserve"> The Academy </w:t>
+      </w:r>
+      <w:r>
+        <w:rPr>
+          <w:rFonts w:ascii="Calibri" w:hAnsi="Calibri"/>
+          <w:b w:val="0"/>
+          <w:i w:val="0"/>
+          <w:color w:val="3C4A42"/>
           <w:sz w:val="14"/>
         </w:rPr>
-        <w:t xml:space="preserve">The Academy </w:t>
+        <w:t xml:space="preserve"> </w:t>
       </w:r>
       <w:r>
         <w:rPr>
@@ -3475,10 +3574,21 @@
           <w:rFonts w:ascii="Calibri" w:hAnsi="Calibri"/>
           <w:b/>
           <w:i w:val="0"/>
-          <w:color w:val="1A6450"/>
+          <w:color w:val="0C3F31"/>
+          <w:sz w:val="16"/>
+          <w:shd w:val="clear" w:color="auto" w:fill="C4E3D4"/>
+        </w:rPr>
+        <w:t xml:space="preserve"> The cave </w:t>
+      </w:r>
+      <w:r>
+        <w:rPr>
+          <w:rFonts w:ascii="Calibri" w:hAnsi="Calibri"/>
+          <w:b w:val="0"/>
+          <w:i w:val="0"/>
+          <w:color w:val="3C4A42"/>
           <w:sz w:val="14"/>
         </w:rPr>
-        <w:t xml:space="preserve">The cave </w:t>
+        <w:t xml:space="preserve"> </w:t>
       </w:r>
       <w:r>
         <w:rPr>
@@ -3572,10 +3682,21 @@
           <w:rFonts w:ascii="Calibri" w:hAnsi="Calibri"/>
           <w:b/>
           <w:i w:val="0"/>
-          <w:color w:val="1A6450"/>
+          <w:color w:val="0C3F31"/>
+          <w:sz w:val="16"/>
+          <w:shd w:val="clear" w:color="auto" w:fill="C4E3D4"/>
+        </w:rPr>
+        <w:t xml:space="preserve"> physis </w:t>
+      </w:r>
+      <w:r>
+        <w:rPr>
+          <w:rFonts w:ascii="Calibri" w:hAnsi="Calibri"/>
+          <w:b w:val="0"/>
+          <w:i w:val="0"/>
+          <w:color w:val="3C4A42"/>
           <w:sz w:val="14"/>
         </w:rPr>
-        <w:t xml:space="preserve">physis </w:t>
+        <w:t xml:space="preserve"> </w:t>
       </w:r>
       <w:r>
         <w:rPr>
@@ -3609,10 +3730,21 @@
           <w:rFonts w:ascii="Calibri" w:hAnsi="Calibri"/>
           <w:b/>
           <w:i w:val="0"/>
-          <w:color w:val="1A6450"/>
+          <w:color w:val="0C3F31"/>
+          <w:sz w:val="16"/>
+          <w:shd w:val="clear" w:color="auto" w:fill="C4E3D4"/>
+        </w:rPr>
+        <w:t xml:space="preserve"> techne </w:t>
+      </w:r>
+      <w:r>
+        <w:rPr>
+          <w:rFonts w:ascii="Calibri" w:hAnsi="Calibri"/>
+          <w:b w:val="0"/>
+          <w:i w:val="0"/>
+          <w:color w:val="3C4A42"/>
           <w:sz w:val="14"/>
         </w:rPr>
-        <w:t xml:space="preserve">techne </w:t>
+        <w:t xml:space="preserve"> </w:t>
       </w:r>
       <w:r>
         <w:rPr>
@@ -3646,10 +3778,21 @@
           <w:rFonts w:ascii="Calibri" w:hAnsi="Calibri"/>
           <w:b/>
           <w:i w:val="0"/>
-          <w:color w:val="1A6450"/>
+          <w:color w:val="0C3F31"/>
+          <w:sz w:val="16"/>
+          <w:shd w:val="clear" w:color="auto" w:fill="C4E3D4"/>
+        </w:rPr>
+        <w:t xml:space="preserve"> episteme </w:t>
+      </w:r>
+      <w:r>
+        <w:rPr>
+          <w:rFonts w:ascii="Calibri" w:hAnsi="Calibri"/>
+          <w:b w:val="0"/>
+          <w:i w:val="0"/>
+          <w:color w:val="3C4A42"/>
           <w:sz w:val="14"/>
         </w:rPr>
-        <w:t xml:space="preserve">episteme </w:t>
+        <w:t xml:space="preserve"> </w:t>
       </w:r>
       <w:r>
         <w:rPr>
@@ -3683,10 +3826,21 @@
           <w:rFonts w:ascii="Calibri" w:hAnsi="Calibri"/>
           <w:b/>
           <w:i w:val="0"/>
-          <w:color w:val="1A6450"/>
+          <w:color w:val="0C3F31"/>
+          <w:sz w:val="16"/>
+          <w:shd w:val="clear" w:color="auto" w:fill="C4E3D4"/>
+        </w:rPr>
+        <w:t xml:space="preserve"> empeiria </w:t>
+      </w:r>
+      <w:r>
+        <w:rPr>
+          <w:rFonts w:ascii="Calibri" w:hAnsi="Calibri"/>
+          <w:b w:val="0"/>
+          <w:i w:val="0"/>
+          <w:color w:val="3C4A42"/>
           <w:sz w:val="14"/>
         </w:rPr>
-        <w:t xml:space="preserve">empeiria </w:t>
+        <w:t xml:space="preserve"> </w:t>
       </w:r>
       <w:r>
         <w:rPr>
@@ -3720,10 +3874,21 @@
           <w:rFonts w:ascii="Calibri" w:hAnsi="Calibri"/>
           <w:b/>
           <w:i w:val="0"/>
-          <w:color w:val="1A6450"/>
+          <w:color w:val="0C3F31"/>
+          <w:sz w:val="16"/>
+          <w:shd w:val="clear" w:color="auto" w:fill="C4E3D4"/>
+        </w:rPr>
+        <w:t xml:space="preserve"> atechnia </w:t>
+      </w:r>
+      <w:r>
+        <w:rPr>
+          <w:rFonts w:ascii="Calibri" w:hAnsi="Calibri"/>
+          <w:b w:val="0"/>
+          <w:i w:val="0"/>
+          <w:color w:val="3C4A42"/>
           <w:sz w:val="14"/>
         </w:rPr>
-        <w:t xml:space="preserve">atechnia </w:t>
+        <w:t xml:space="preserve"> </w:t>
       </w:r>
       <w:r>
         <w:rPr>
@@ -3757,10 +3922,21 @@
           <w:rFonts w:ascii="Calibri" w:hAnsi="Calibri"/>
           <w:b/>
           <w:i w:val="0"/>
-          <w:color w:val="1A6450"/>
+          <w:color w:val="0C3F31"/>
+          <w:sz w:val="16"/>
+          <w:shd w:val="clear" w:color="auto" w:fill="C4E3D4"/>
+        </w:rPr>
+        <w:t xml:space="preserve"> telos </w:t>
+      </w:r>
+      <w:r>
+        <w:rPr>
+          <w:rFonts w:ascii="Calibri" w:hAnsi="Calibri"/>
+          <w:b w:val="0"/>
+          <w:i w:val="0"/>
+          <w:color w:val="3C4A42"/>
           <w:sz w:val="14"/>
         </w:rPr>
-        <w:t xml:space="preserve">telos </w:t>
+        <w:t xml:space="preserve"> </w:t>
       </w:r>
       <w:r>
         <w:rPr>
@@ -3814,10 +3990,21 @@
           <w:rFonts w:ascii="Calibri" w:hAnsi="Calibri"/>
           <w:b/>
           <w:i w:val="0"/>
-          <w:color w:val="1A6450"/>
+          <w:color w:val="0C3F31"/>
+          <w:sz w:val="16"/>
+          <w:shd w:val="clear" w:color="auto" w:fill="C4E3D4"/>
+        </w:rPr>
+        <w:t xml:space="preserve"> Form </w:t>
+      </w:r>
+      <w:r>
+        <w:rPr>
+          <w:rFonts w:ascii="Calibri" w:hAnsi="Calibri"/>
+          <w:b w:val="0"/>
+          <w:i w:val="0"/>
+          <w:color w:val="3C4A42"/>
           <w:sz w:val="14"/>
         </w:rPr>
-        <w:t xml:space="preserve">Form </w:t>
+        <w:t xml:space="preserve"> </w:t>
       </w:r>
       <w:r>
         <w:rPr>
@@ -3891,10 +4078,21 @@
           <w:rFonts w:ascii="Calibri" w:hAnsi="Calibri"/>
           <w:b/>
           <w:i w:val="0"/>
-          <w:color w:val="1A6450"/>
+          <w:color w:val="0C3F31"/>
+          <w:sz w:val="16"/>
+          <w:shd w:val="clear" w:color="auto" w:fill="C4E3D4"/>
+        </w:rPr>
+        <w:t xml:space="preserve"> Dialectic </w:t>
+      </w:r>
+      <w:r>
+        <w:rPr>
+          <w:rFonts w:ascii="Calibri" w:hAnsi="Calibri"/>
+          <w:b w:val="0"/>
+          <w:i w:val="0"/>
+          <w:color w:val="3C4A42"/>
           <w:sz w:val="14"/>
         </w:rPr>
-        <w:t xml:space="preserve">Dialectic </w:t>
+        <w:t xml:space="preserve"> </w:t>
       </w:r>
       <w:r>
         <w:rPr>
@@ -3928,10 +4126,21 @@
           <w:rFonts w:ascii="Calibri" w:hAnsi="Calibri"/>
           <w:b/>
           <w:i w:val="0"/>
-          <w:color w:val="1A6450"/>
+          <w:color w:val="0C3F31"/>
+          <w:sz w:val="16"/>
+          <w:shd w:val="clear" w:color="auto" w:fill="C4E3D4"/>
+        </w:rPr>
+        <w:t xml:space="preserve"> Kalliopolis </w:t>
+      </w:r>
+      <w:r>
+        <w:rPr>
+          <w:rFonts w:ascii="Calibri" w:hAnsi="Calibri"/>
+          <w:b w:val="0"/>
+          <w:i w:val="0"/>
+          <w:color w:val="3C4A42"/>
           <w:sz w:val="14"/>
         </w:rPr>
-        <w:t xml:space="preserve">Kalliopolis </w:t>
+        <w:t xml:space="preserve"> </w:t>
       </w:r>
       <w:r>
         <w:rPr>
@@ -3965,10 +4174,21 @@
           <w:rFonts w:ascii="Calibri" w:hAnsi="Calibri"/>
           <w:b/>
           <w:i w:val="0"/>
-          <w:color w:val="1A6450"/>
+          <w:color w:val="0C3F31"/>
+          <w:sz w:val="16"/>
+          <w:shd w:val="clear" w:color="auto" w:fill="C4E3D4"/>
+        </w:rPr>
+        <w:t xml:space="preserve"> Philosopher kings </w:t>
+      </w:r>
+      <w:r>
+        <w:rPr>
+          <w:rFonts w:ascii="Calibri" w:hAnsi="Calibri"/>
+          <w:b w:val="0"/>
+          <w:i w:val="0"/>
+          <w:color w:val="3C4A42"/>
           <w:sz w:val="14"/>
         </w:rPr>
-        <w:t xml:space="preserve">Philosopher kings </w:t>
+        <w:t xml:space="preserve"> </w:t>
       </w:r>
       <w:r>
         <w:rPr>
@@ -4020,10 +4240,21 @@
           <w:rFonts w:ascii="Calibri" w:hAnsi="Calibri"/>
           <w:b/>
           <w:i w:val="0"/>
-          <w:color w:val="1A6450"/>
+          <w:color w:val="0C3F31"/>
+          <w:sz w:val="16"/>
+          <w:shd w:val="clear" w:color="auto" w:fill="C4E3D4"/>
+        </w:rPr>
+        <w:t xml:space="preserve"> Empiricism </w:t>
+      </w:r>
+      <w:r>
+        <w:rPr>
+          <w:rFonts w:ascii="Calibri" w:hAnsi="Calibri"/>
+          <w:b w:val="0"/>
+          <w:i w:val="0"/>
+          <w:color w:val="3C4A42"/>
           <w:sz w:val="14"/>
         </w:rPr>
-        <w:t xml:space="preserve">Empiricism </w:t>
+        <w:t xml:space="preserve"> </w:t>
       </w:r>
       <w:r>
         <w:rPr>
@@ -4057,10 +4288,21 @@
           <w:rFonts w:ascii="Calibri" w:hAnsi="Calibri"/>
           <w:b/>
           <w:i w:val="0"/>
-          <w:color w:val="1A6450"/>
+          <w:color w:val="0C3F31"/>
+          <w:sz w:val="16"/>
+          <w:shd w:val="clear" w:color="auto" w:fill="C4E3D4"/>
+        </w:rPr>
+        <w:t xml:space="preserve"> Induction </w:t>
+      </w:r>
+      <w:r>
+        <w:rPr>
+          <w:rFonts w:ascii="Calibri" w:hAnsi="Calibri"/>
+          <w:b w:val="0"/>
+          <w:i w:val="0"/>
+          <w:color w:val="3C4A42"/>
           <w:sz w:val="14"/>
         </w:rPr>
-        <w:t xml:space="preserve">Induction </w:t>
+        <w:t xml:space="preserve"> </w:t>
       </w:r>
       <w:r>
         <w:rPr>
@@ -4084,10 +4326,21 @@
           <w:rFonts w:ascii="Calibri" w:hAnsi="Calibri"/>
           <w:b/>
           <w:i w:val="0"/>
-          <w:color w:val="1A6450"/>
+          <w:color w:val="0C3F31"/>
+          <w:sz w:val="16"/>
+          <w:shd w:val="clear" w:color="auto" w:fill="C4E3D4"/>
+        </w:rPr>
+        <w:t xml:space="preserve"> Foundationalism </w:t>
+      </w:r>
+      <w:r>
+        <w:rPr>
+          <w:rFonts w:ascii="Calibri" w:hAnsi="Calibri"/>
+          <w:b w:val="0"/>
+          <w:i w:val="0"/>
+          <w:color w:val="3C4A42"/>
           <w:sz w:val="14"/>
         </w:rPr>
-        <w:t xml:space="preserve">Foundationalism </w:t>
+        <w:t xml:space="preserve"> </w:t>
       </w:r>
       <w:r>
         <w:rPr>
@@ -4171,10 +4424,21 @@
           <w:rFonts w:ascii="Calibri" w:hAnsi="Calibri"/>
           <w:b/>
           <w:i w:val="0"/>
-          <w:color w:val="1A6450"/>
+          <w:color w:val="0C3F31"/>
+          <w:sz w:val="16"/>
+          <w:shd w:val="clear" w:color="auto" w:fill="C4E3D4"/>
+        </w:rPr>
+        <w:t xml:space="preserve"> Knowledge is power </w:t>
+      </w:r>
+      <w:r>
+        <w:rPr>
+          <w:rFonts w:ascii="Calibri" w:hAnsi="Calibri"/>
+          <w:b w:val="0"/>
+          <w:i w:val="0"/>
+          <w:color w:val="3C4A42"/>
           <w:sz w:val="14"/>
         </w:rPr>
-        <w:t xml:space="preserve">Knowledge is power </w:t>
+        <w:t xml:space="preserve"> </w:t>
       </w:r>
       <w:r>
         <w:rPr>
@@ -4208,10 +4472,21 @@
           <w:rFonts w:ascii="Calibri" w:hAnsi="Calibri"/>
           <w:b/>
           <w:i w:val="0"/>
-          <w:color w:val="1A6450"/>
+          <w:color w:val="0C3F31"/>
+          <w:sz w:val="16"/>
+          <w:shd w:val="clear" w:color="auto" w:fill="C4E3D4"/>
+        </w:rPr>
+        <w:t xml:space="preserve"> Ant, spider, bee </w:t>
+      </w:r>
+      <w:r>
+        <w:rPr>
+          <w:rFonts w:ascii="Calibri" w:hAnsi="Calibri"/>
+          <w:b w:val="0"/>
+          <w:i w:val="0"/>
+          <w:color w:val="3C4A42"/>
           <w:sz w:val="14"/>
         </w:rPr>
-        <w:t xml:space="preserve">Ant, spider, bee </w:t>
+        <w:t xml:space="preserve"> </w:t>
       </w:r>
       <w:r>
         <w:rPr>
@@ -4265,10 +4540,21 @@
           <w:rFonts w:ascii="Calibri" w:hAnsi="Calibri"/>
           <w:b/>
           <w:i w:val="0"/>
-          <w:color w:val="1A6450"/>
+          <w:color w:val="0C3F31"/>
+          <w:sz w:val="16"/>
+          <w:shd w:val="clear" w:color="auto" w:fill="C4E3D4"/>
+        </w:rPr>
+        <w:t xml:space="preserve"> Lynn White Jr. </w:t>
+      </w:r>
+      <w:r>
+        <w:rPr>
+          <w:rFonts w:ascii="Calibri" w:hAnsi="Calibri"/>
+          <w:b w:val="0"/>
+          <w:i w:val="0"/>
+          <w:color w:val="3C4A42"/>
           <w:sz w:val="14"/>
         </w:rPr>
-        <w:t xml:space="preserve">Lynn White Jr. </w:t>
+        <w:t xml:space="preserve"> </w:t>
       </w:r>
       <w:r>
         <w:rPr>
@@ -4292,10 +4578,21 @@
           <w:rFonts w:ascii="Calibri" w:hAnsi="Calibri"/>
           <w:b/>
           <w:i w:val="0"/>
-          <w:color w:val="1A6450"/>
+          <w:color w:val="0C3F31"/>
+          <w:sz w:val="16"/>
+          <w:shd w:val="clear" w:color="auto" w:fill="C4E3D4"/>
+        </w:rPr>
+        <w:t xml:space="preserve"> Deism </w:t>
+      </w:r>
+      <w:r>
+        <w:rPr>
+          <w:rFonts w:ascii="Calibri" w:hAnsi="Calibri"/>
+          <w:b w:val="0"/>
+          <w:i w:val="0"/>
+          <w:color w:val="3C4A42"/>
           <w:sz w:val="14"/>
         </w:rPr>
-        <w:t xml:space="preserve">Deism </w:t>
+        <w:t xml:space="preserve"> </w:t>
       </w:r>
       <w:r>
         <w:rPr>
@@ -4329,10 +4626,21 @@
           <w:rFonts w:ascii="Calibri" w:hAnsi="Calibri"/>
           <w:b/>
           <w:i w:val="0"/>
-          <w:color w:val="1A6450"/>
+          <w:color w:val="0C3F31"/>
+          <w:sz w:val="16"/>
+          <w:shd w:val="clear" w:color="auto" w:fill="C4E3D4"/>
+        </w:rPr>
+        <w:t xml:space="preserve"> Comte's three states </w:t>
+      </w:r>
+      <w:r>
+        <w:rPr>
+          <w:rFonts w:ascii="Calibri" w:hAnsi="Calibri"/>
+          <w:b w:val="0"/>
+          <w:i w:val="0"/>
+          <w:color w:val="3C4A42"/>
           <w:sz w:val="14"/>
         </w:rPr>
-        <w:t xml:space="preserve">Comte's three states </w:t>
+        <w:t xml:space="preserve"> </w:t>
       </w:r>
       <w:r>
         <w:rPr>
@@ -4356,10 +4664,21 @@
           <w:rFonts w:ascii="Calibri" w:hAnsi="Calibri"/>
           <w:b/>
           <w:i w:val="0"/>
-          <w:color w:val="1A6450"/>
+          <w:color w:val="0C3F31"/>
+          <w:sz w:val="16"/>
+          <w:shd w:val="clear" w:color="auto" w:fill="C4E3D4"/>
+        </w:rPr>
+        <w:t xml:space="preserve"> The Vienna Circle </w:t>
+      </w:r>
+      <w:r>
+        <w:rPr>
+          <w:rFonts w:ascii="Calibri" w:hAnsi="Calibri"/>
+          <w:b w:val="0"/>
+          <w:i w:val="0"/>
+          <w:color w:val="3C4A42"/>
           <w:sz w:val="14"/>
         </w:rPr>
-        <w:t xml:space="preserve">The Vienna Circle </w:t>
+        <w:t xml:space="preserve"> </w:t>
       </w:r>
       <w:r>
         <w:rPr>
@@ -4393,10 +4712,21 @@
           <w:rFonts w:ascii="Calibri" w:hAnsi="Calibri"/>
           <w:b/>
           <w:i w:val="0"/>
-          <w:color w:val="1A6450"/>
+          <w:color w:val="0C3F31"/>
+          <w:sz w:val="16"/>
+          <w:shd w:val="clear" w:color="auto" w:fill="C4E3D4"/>
+        </w:rPr>
+        <w:t xml:space="preserve"> Galileo </w:t>
+      </w:r>
+      <w:r>
+        <w:rPr>
+          <w:rFonts w:ascii="Calibri" w:hAnsi="Calibri"/>
+          <w:b w:val="0"/>
+          <w:i w:val="0"/>
+          <w:color w:val="3C4A42"/>
           <w:sz w:val="14"/>
         </w:rPr>
-        <w:t xml:space="preserve">Galileo </w:t>
+        <w:t xml:space="preserve"> </w:t>
       </w:r>
       <w:r>
         <w:rPr>
@@ -4430,10 +4760,21 @@
           <w:rFonts w:ascii="Calibri" w:hAnsi="Calibri"/>
           <w:b/>
           <w:i w:val="0"/>
-          <w:color w:val="1A6450"/>
+          <w:color w:val="0C3F31"/>
+          <w:sz w:val="16"/>
+          <w:shd w:val="clear" w:color="auto" w:fill="C4E3D4"/>
+        </w:rPr>
+        <w:t xml:space="preserve"> Positivism </w:t>
+      </w:r>
+      <w:r>
+        <w:rPr>
+          <w:rFonts w:ascii="Calibri" w:hAnsi="Calibri"/>
+          <w:b w:val="0"/>
+          <w:i w:val="0"/>
+          <w:color w:val="3C4A42"/>
           <w:sz w:val="14"/>
         </w:rPr>
-        <w:t xml:space="preserve">Positivism </w:t>
+        <w:t xml:space="preserve"> </w:t>
       </w:r>
       <w:r>
         <w:rPr>
@@ -4457,10 +4798,21 @@
           <w:rFonts w:ascii="Calibri" w:hAnsi="Calibri"/>
           <w:b/>
           <w:i w:val="0"/>
-          <w:color w:val="1A6450"/>
+          <w:color w:val="0C3F31"/>
+          <w:sz w:val="16"/>
+          <w:shd w:val="clear" w:color="auto" w:fill="C4E3D4"/>
+        </w:rPr>
+        <w:t xml:space="preserve"> Realism </w:t>
+      </w:r>
+      <w:r>
+        <w:rPr>
+          <w:rFonts w:ascii="Calibri" w:hAnsi="Calibri"/>
+          <w:b w:val="0"/>
+          <w:i w:val="0"/>
+          <w:color w:val="3C4A42"/>
           <w:sz w:val="14"/>
         </w:rPr>
-        <w:t xml:space="preserve">Realism </w:t>
+        <w:t xml:space="preserve"> </w:t>
       </w:r>
       <w:r>
         <w:rPr>
@@ -4502,10 +4854,21 @@
           <w:rFonts w:ascii="Calibri" w:hAnsi="Calibri"/>
           <w:b/>
           <w:i w:val="0"/>
-          <w:color w:val="1A6450"/>
+          <w:color w:val="0C3F31"/>
+          <w:sz w:val="16"/>
+          <w:shd w:val="clear" w:color="auto" w:fill="C4E3D4"/>
+        </w:rPr>
+        <w:t xml:space="preserve"> Normal science </w:t>
+      </w:r>
+      <w:r>
+        <w:rPr>
+          <w:rFonts w:ascii="Calibri" w:hAnsi="Calibri"/>
+          <w:b w:val="0"/>
+          <w:i w:val="0"/>
+          <w:color w:val="3C4A42"/>
           <w:sz w:val="14"/>
         </w:rPr>
-        <w:t xml:space="preserve">Normal science </w:t>
+        <w:t xml:space="preserve"> </w:t>
       </w:r>
       <w:r>
         <w:rPr>
@@ -4529,10 +4892,21 @@
           <w:rFonts w:ascii="Calibri" w:hAnsi="Calibri"/>
           <w:b/>
           <w:i w:val="0"/>
-          <w:color w:val="1A6450"/>
+          <w:color w:val="0C3F31"/>
+          <w:sz w:val="16"/>
+          <w:shd w:val="clear" w:color="auto" w:fill="C4E3D4"/>
+        </w:rPr>
+        <w:t xml:space="preserve"> Paradigm </w:t>
+      </w:r>
+      <w:r>
+        <w:rPr>
+          <w:rFonts w:ascii="Calibri" w:hAnsi="Calibri"/>
+          <w:b w:val="0"/>
+          <w:i w:val="0"/>
+          <w:color w:val="3C4A42"/>
           <w:sz w:val="14"/>
         </w:rPr>
-        <w:t xml:space="preserve">Paradigm </w:t>
+        <w:t xml:space="preserve"> </w:t>
       </w:r>
       <w:r>
         <w:rPr>
@@ -4556,10 +4930,21 @@
           <w:rFonts w:ascii="Calibri" w:hAnsi="Calibri"/>
           <w:b/>
           <w:i w:val="0"/>
-          <w:color w:val="1A6450"/>
+          <w:color w:val="0C3F31"/>
+          <w:sz w:val="16"/>
+          <w:shd w:val="clear" w:color="auto" w:fill="C4E3D4"/>
+        </w:rPr>
+        <w:t xml:space="preserve"> Disciplinary matrix </w:t>
+      </w:r>
+      <w:r>
+        <w:rPr>
+          <w:rFonts w:ascii="Calibri" w:hAnsi="Calibri"/>
+          <w:b w:val="0"/>
+          <w:i w:val="0"/>
+          <w:color w:val="3C4A42"/>
           <w:sz w:val="14"/>
         </w:rPr>
-        <w:t xml:space="preserve">Disciplinary matrix </w:t>
+        <w:t xml:space="preserve"> </w:t>
       </w:r>
       <w:r>
         <w:rPr>
@@ -4583,10 +4968,21 @@
           <w:rFonts w:ascii="Calibri" w:hAnsi="Calibri"/>
           <w:b/>
           <w:i w:val="0"/>
-          <w:color w:val="1A6450"/>
+          <w:color w:val="0C3F31"/>
+          <w:sz w:val="16"/>
+          <w:shd w:val="clear" w:color="auto" w:fill="C4E3D4"/>
+        </w:rPr>
+        <w:t xml:space="preserve"> Anomaly </w:t>
+      </w:r>
+      <w:r>
+        <w:rPr>
+          <w:rFonts w:ascii="Calibri" w:hAnsi="Calibri"/>
+          <w:b w:val="0"/>
+          <w:i w:val="0"/>
+          <w:color w:val="3C4A42"/>
           <w:sz w:val="14"/>
         </w:rPr>
-        <w:t xml:space="preserve">Anomaly </w:t>
+        <w:t xml:space="preserve"> </w:t>
       </w:r>
       <w:r>
         <w:rPr>
@@ -4610,10 +5006,21 @@
           <w:rFonts w:ascii="Calibri" w:hAnsi="Calibri"/>
           <w:b/>
           <w:i w:val="0"/>
-          <w:color w:val="1A6450"/>
+          <w:color w:val="0C3F31"/>
+          <w:sz w:val="16"/>
+          <w:shd w:val="clear" w:color="auto" w:fill="C4E3D4"/>
+        </w:rPr>
+        <w:t xml:space="preserve"> Revolution </w:t>
+      </w:r>
+      <w:r>
+        <w:rPr>
+          <w:rFonts w:ascii="Calibri" w:hAnsi="Calibri"/>
+          <w:b w:val="0"/>
+          <w:i w:val="0"/>
+          <w:color w:val="3C4A42"/>
           <w:sz w:val="14"/>
         </w:rPr>
-        <w:t xml:space="preserve">Revolution </w:t>
+        <w:t xml:space="preserve"> </w:t>
       </w:r>
       <w:r>
         <w:rPr>
@@ -4637,10 +5044,21 @@
           <w:rFonts w:ascii="Calibri" w:hAnsi="Calibri"/>
           <w:b/>
           <w:i w:val="0"/>
-          <w:color w:val="1A6450"/>
+          <w:color w:val="0C3F31"/>
+          <w:sz w:val="16"/>
+          <w:shd w:val="clear" w:color="auto" w:fill="C4E3D4"/>
+        </w:rPr>
+        <w:t xml:space="preserve"> Incommensurability </w:t>
+      </w:r>
+      <w:r>
+        <w:rPr>
+          <w:rFonts w:ascii="Calibri" w:hAnsi="Calibri"/>
+          <w:b w:val="0"/>
+          <w:i w:val="0"/>
+          <w:color w:val="3C4A42"/>
           <w:sz w:val="14"/>
         </w:rPr>
-        <w:t xml:space="preserve">Incommensurability </w:t>
+        <w:t xml:space="preserve"> </w:t>
       </w:r>
       <w:r>
         <w:rPr>
@@ -4724,10 +5142,21 @@
           <w:rFonts w:ascii="Calibri" w:hAnsi="Calibri"/>
           <w:b/>
           <w:i w:val="0"/>
-          <w:color w:val="1A6450"/>
+          <w:color w:val="0C3F31"/>
+          <w:sz w:val="16"/>
+          <w:shd w:val="clear" w:color="auto" w:fill="C4E3D4"/>
+        </w:rPr>
+        <w:t xml:space="preserve"> Whig history </w:t>
+      </w:r>
+      <w:r>
+        <w:rPr>
+          <w:rFonts w:ascii="Calibri" w:hAnsi="Calibri"/>
+          <w:b w:val="0"/>
+          <w:i w:val="0"/>
+          <w:color w:val="3C4A42"/>
           <w:sz w:val="14"/>
         </w:rPr>
-        <w:t xml:space="preserve">Whig history </w:t>
+        <w:t xml:space="preserve"> </w:t>
       </w:r>
       <w:r>
         <w:rPr>
@@ -4751,10 +5180,21 @@
           <w:rFonts w:ascii="Calibri" w:hAnsi="Calibri"/>
           <w:b/>
           <w:i w:val="0"/>
-          <w:color w:val="1A6450"/>
+          <w:color w:val="0C3F31"/>
+          <w:sz w:val="16"/>
+          <w:shd w:val="clear" w:color="auto" w:fill="C4E3D4"/>
+        </w:rPr>
+        <w:t xml:space="preserve"> Copernicus </w:t>
+      </w:r>
+      <w:r>
+        <w:rPr>
+          <w:rFonts w:ascii="Calibri" w:hAnsi="Calibri"/>
+          <w:b w:val="0"/>
+          <w:i w:val="0"/>
+          <w:color w:val="3C4A42"/>
           <w:sz w:val="14"/>
         </w:rPr>
-        <w:t xml:space="preserve">Copernicus </w:t>
+        <w:t xml:space="preserve"> </w:t>
       </w:r>
       <w:r>
         <w:rPr>
@@ -4806,10 +5246,21 @@
           <w:rFonts w:ascii="Calibri" w:hAnsi="Calibri"/>
           <w:b/>
           <w:i w:val="0"/>
-          <w:color w:val="1A6450"/>
+          <w:color w:val="0C3F31"/>
+          <w:sz w:val="16"/>
+          <w:shd w:val="clear" w:color="auto" w:fill="C4E3D4"/>
+        </w:rPr>
+        <w:t xml:space="preserve"> Panopticon </w:t>
+      </w:r>
+      <w:r>
+        <w:rPr>
+          <w:rFonts w:ascii="Calibri" w:hAnsi="Calibri"/>
+          <w:b w:val="0"/>
+          <w:i w:val="0"/>
+          <w:color w:val="3C4A42"/>
           <w:sz w:val="14"/>
         </w:rPr>
-        <w:t xml:space="preserve">Panopticon </w:t>
+        <w:t xml:space="preserve"> </w:t>
       </w:r>
       <w:r>
         <w:rPr>
@@ -4843,10 +5294,21 @@
           <w:rFonts w:ascii="Calibri" w:hAnsi="Calibri"/>
           <w:b/>
           <w:i w:val="0"/>
-          <w:color w:val="1A6450"/>
+          <w:color w:val="0C3F31"/>
+          <w:sz w:val="16"/>
+          <w:shd w:val="clear" w:color="auto" w:fill="C4E3D4"/>
+        </w:rPr>
+        <w:t xml:space="preserve"> Bentham's three words </w:t>
+      </w:r>
+      <w:r>
+        <w:rPr>
+          <w:rFonts w:ascii="Calibri" w:hAnsi="Calibri"/>
+          <w:b w:val="0"/>
+          <w:i w:val="0"/>
+          <w:color w:val="3C4A42"/>
           <w:sz w:val="14"/>
         </w:rPr>
-        <w:t xml:space="preserve">Bentham's three words </w:t>
+        <w:t xml:space="preserve"> </w:t>
       </w:r>
       <w:r>
         <w:rPr>
@@ -4870,10 +5332,21 @@
           <w:rFonts w:ascii="Calibri" w:hAnsi="Calibri"/>
           <w:b/>
           <w:i w:val="0"/>
-          <w:color w:val="1A6450"/>
+          <w:color w:val="0C3F31"/>
+          <w:sz w:val="16"/>
+          <w:shd w:val="clear" w:color="auto" w:fill="C4E3D4"/>
+        </w:rPr>
+        <w:t xml:space="preserve"> Utilitarianism </w:t>
+      </w:r>
+      <w:r>
+        <w:rPr>
+          <w:rFonts w:ascii="Calibri" w:hAnsi="Calibri"/>
+          <w:b w:val="0"/>
+          <w:i w:val="0"/>
+          <w:color w:val="3C4A42"/>
           <w:sz w:val="14"/>
         </w:rPr>
-        <w:t xml:space="preserve">Utilitarianism </w:t>
+        <w:t xml:space="preserve"> </w:t>
       </w:r>
       <w:r>
         <w:rPr>
@@ -4907,10 +5380,21 @@
           <w:rFonts w:ascii="Calibri" w:hAnsi="Calibri"/>
           <w:b/>
           <w:i w:val="0"/>
-          <w:color w:val="1A6450"/>
+          <w:color w:val="0C3F31"/>
+          <w:sz w:val="16"/>
+          <w:shd w:val="clear" w:color="auto" w:fill="C4E3D4"/>
+        </w:rPr>
+        <w:t xml:space="preserve"> Three techniques of control </w:t>
+      </w:r>
+      <w:r>
+        <w:rPr>
+          <w:rFonts w:ascii="Calibri" w:hAnsi="Calibri"/>
+          <w:b w:val="0"/>
+          <w:i w:val="0"/>
+          <w:color w:val="3C4A42"/>
           <w:sz w:val="14"/>
         </w:rPr>
-        <w:t xml:space="preserve">Three techniques of control </w:t>
+        <w:t xml:space="preserve"> </w:t>
       </w:r>
       <w:r>
         <w:rPr>
@@ -4934,10 +5418,21 @@
           <w:rFonts w:ascii="Calibri" w:hAnsi="Calibri"/>
           <w:b/>
           <w:i w:val="0"/>
-          <w:color w:val="1A6450"/>
+          <w:color w:val="0C3F31"/>
+          <w:sz w:val="16"/>
+          <w:shd w:val="clear" w:color="auto" w:fill="C4E3D4"/>
+        </w:rPr>
+        <w:t xml:space="preserve"> Power-knowledge </w:t>
+      </w:r>
+      <w:r>
+        <w:rPr>
+          <w:rFonts w:ascii="Calibri" w:hAnsi="Calibri"/>
+          <w:b w:val="0"/>
+          <w:i w:val="0"/>
+          <w:color w:val="3C4A42"/>
           <w:sz w:val="14"/>
         </w:rPr>
-        <w:t xml:space="preserve">Power-knowledge </w:t>
+        <w:t xml:space="preserve"> </w:t>
       </w:r>
       <w:r>
         <w:rPr>
@@ -4961,10 +5456,21 @@
           <w:rFonts w:ascii="Calibri" w:hAnsi="Calibri"/>
           <w:b/>
           <w:i w:val="0"/>
-          <w:color w:val="1A6450"/>
+          <w:color w:val="0C3F31"/>
+          <w:sz w:val="16"/>
+          <w:shd w:val="clear" w:color="auto" w:fill="C4E3D4"/>
+        </w:rPr>
+        <w:t xml:space="preserve"> Normalization </w:t>
+      </w:r>
+      <w:r>
+        <w:rPr>
+          <w:rFonts w:ascii="Calibri" w:hAnsi="Calibri"/>
+          <w:b w:val="0"/>
+          <w:i w:val="0"/>
+          <w:color w:val="3C4A42"/>
           <w:sz w:val="14"/>
         </w:rPr>
-        <w:t xml:space="preserve">Normalization </w:t>
+        <w:t xml:space="preserve"> </w:t>
       </w:r>
       <w:r>
         <w:rPr>
@@ -4988,10 +5494,21 @@
           <w:rFonts w:ascii="Calibri" w:hAnsi="Calibri"/>
           <w:b/>
           <w:i w:val="0"/>
-          <w:color w:val="1A6450"/>
+          <w:color w:val="0C3F31"/>
+          <w:sz w:val="16"/>
+          <w:shd w:val="clear" w:color="auto" w:fill="C4E3D4"/>
+        </w:rPr>
+        <w:t xml:space="preserve"> Docile bodies </w:t>
+      </w:r>
+      <w:r>
+        <w:rPr>
+          <w:rFonts w:ascii="Calibri" w:hAnsi="Calibri"/>
+          <w:b w:val="0"/>
+          <w:i w:val="0"/>
+          <w:color w:val="3C4A42"/>
           <w:sz w:val="14"/>
         </w:rPr>
-        <w:t xml:space="preserve">Docile bodies </w:t>
+        <w:t xml:space="preserve"> </w:t>
       </w:r>
       <w:r>
         <w:rPr>
@@ -5015,10 +5532,21 @@
           <w:rFonts w:ascii="Calibri" w:hAnsi="Calibri"/>
           <w:b/>
           <w:i w:val="0"/>
-          <w:color w:val="1A6450"/>
+          <w:color w:val="0C3F31"/>
+          <w:sz w:val="16"/>
+          <w:shd w:val="clear" w:color="auto" w:fill="C4E3D4"/>
+        </w:rPr>
+        <w:t xml:space="preserve"> Genealogy </w:t>
+      </w:r>
+      <w:r>
+        <w:rPr>
+          <w:rFonts w:ascii="Calibri" w:hAnsi="Calibri"/>
+          <w:b w:val="0"/>
+          <w:i w:val="0"/>
+          <w:color w:val="3C4A42"/>
           <w:sz w:val="14"/>
         </w:rPr>
-        <w:t xml:space="preserve">Genealogy </w:t>
+        <w:t xml:space="preserve"> </w:t>
       </w:r>
       <w:r>
         <w:rPr>
@@ -5062,10 +5590,21 @@
           <w:rFonts w:ascii="Calibri" w:hAnsi="Calibri"/>
           <w:b/>
           <w:i w:val="0"/>
-          <w:color w:val="1A6450"/>
+          <w:color w:val="0C3F31"/>
+          <w:sz w:val="16"/>
+          <w:shd w:val="clear" w:color="auto" w:fill="C4E3D4"/>
+        </w:rPr>
+        <w:t xml:space="preserve"> The plague town </w:t>
+      </w:r>
+      <w:r>
+        <w:rPr>
+          <w:rFonts w:ascii="Calibri" w:hAnsi="Calibri"/>
+          <w:b w:val="0"/>
+          <w:i w:val="0"/>
+          <w:color w:val="3C4A42"/>
           <w:sz w:val="14"/>
         </w:rPr>
-        <w:t xml:space="preserve">The plague town </w:t>
+        <w:t xml:space="preserve"> </w:t>
       </w:r>
       <w:r>
         <w:rPr>
@@ -5109,10 +5648,21 @@
           <w:rFonts w:ascii="Calibri" w:hAnsi="Calibri"/>
           <w:b/>
           <w:i w:val="0"/>
-          <w:color w:val="1A6450"/>
+          <w:color w:val="0C3F31"/>
+          <w:sz w:val="16"/>
+          <w:shd w:val="clear" w:color="auto" w:fill="C4E3D4"/>
+        </w:rPr>
+        <w:t xml:space="preserve"> History of Madness </w:t>
+      </w:r>
+      <w:r>
+        <w:rPr>
+          <w:rFonts w:ascii="Calibri" w:hAnsi="Calibri"/>
+          <w:b w:val="0"/>
+          <w:i w:val="0"/>
+          <w:color w:val="3C4A42"/>
           <w:sz w:val="14"/>
         </w:rPr>
-        <w:t xml:space="preserve">History of Madness </w:t>
+        <w:t xml:space="preserve"> </w:t>
       </w:r>
       <w:r>
         <w:rPr>

--- a/exam-1/PHI2394 exam 1 cheat sheet.docx
+++ b/exam-1/PHI2394 exam 1 cheat sheet.docx
@@ -1207,7 +1207,7 @@
           <w:color w:val="3C4A42"/>
           <w:sz w:val="17"/>
         </w:rPr>
-        <w:t>Has progress in the sciences and arts made us better?</w:t>
+        <w:t>Has progress in the sciences and arts made people better?</w:t>
       </w:r>
     </w:p>
     <w:p>
@@ -1229,7 +1229,7 @@
           <w:color w:val="3C4A42"/>
           <w:sz w:val="18"/>
         </w:rPr>
-        <w:t xml:space="preserve">• No. A </w:t>
+        <w:t xml:space="preserve">• </w:t>
       </w:r>
       <w:r>
         <w:rPr>
@@ -1239,7 +1239,7 @@
           <w:color w:val="3C4A42"/>
           <w:sz w:val="18"/>
         </w:rPr>
-        <w:t>return to Greek values</w:t>
+        <w:t>No.</w:t>
       </w:r>
       <w:r>
         <w:rPr>
@@ -1249,7 +1249,7 @@
           <w:color w:val="3C4A42"/>
           <w:sz w:val="18"/>
         </w:rPr>
-        <w:t>, and progress only through education.</w:t>
+        <w:t xml:space="preserve"> Learning advanced. Morals did not.</w:t>
       </w:r>
     </w:p>
     <w:p>
@@ -1271,7 +1271,27 @@
           <w:color w:val="3C4A42"/>
           <w:sz w:val="18"/>
         </w:rPr>
-        <w:t>• Barbarous people are those who lack virtue, which ties back to Plato and Aristotle.</w:t>
+        <w:t xml:space="preserve">• A society is measured by the </w:t>
+      </w:r>
+      <w:r>
+        <w:rPr>
+          <w:rFonts w:ascii="Calibri" w:hAnsi="Calibri"/>
+          <w:b/>
+          <w:i w:val="0"/>
+          <w:color w:val="3C4A42"/>
+          <w:sz w:val="18"/>
+        </w:rPr>
+        <w:t>virtue</w:t>
+      </w:r>
+      <w:r>
+        <w:rPr>
+          <w:rFonts w:ascii="Calibri" w:hAnsi="Calibri"/>
+          <w:b w:val="0"/>
+          <w:i w:val="0"/>
+          <w:color w:val="3C4A42"/>
+          <w:sz w:val="18"/>
+        </w:rPr>
+        <w:t xml:space="preserve"> of its people. Great learning with no virtue is still barbarous.</w:t>
       </w:r>
     </w:p>
     <w:p>
@@ -1293,7 +1313,27 @@
           <w:color w:val="3C4A42"/>
           <w:sz w:val="18"/>
         </w:rPr>
-        <w:t>• The counter-current inside the Enlightenment.</w:t>
+        <w:t xml:space="preserve">• Virtue comes from </w:t>
+      </w:r>
+      <w:r>
+        <w:rPr>
+          <w:rFonts w:ascii="Calibri" w:hAnsi="Calibri"/>
+          <w:b/>
+          <w:i w:val="0"/>
+          <w:color w:val="3C4A42"/>
+          <w:sz w:val="18"/>
+        </w:rPr>
+        <w:t>education</w:t>
+      </w:r>
+      <w:r>
+        <w:rPr>
+          <w:rFonts w:ascii="Calibri" w:hAnsi="Calibri"/>
+          <w:b w:val="0"/>
+          <w:i w:val="0"/>
+          <w:color w:val="3C4A42"/>
+          <w:sz w:val="18"/>
+        </w:rPr>
+        <w:t>, on the Greek model. So that is the only route to real progress.</w:t>
       </w:r>
     </w:p>
     <w:p>
@@ -1609,7 +1649,7 @@
           <w:color w:val="3C4A42"/>
           <w:sz w:val="18"/>
         </w:rPr>
-        <w:t>Only what you can observe and measure.</w:t>
+        <w:t>Only what can be observed and measured.</w:t>
       </w:r>
       <w:r>
         <w:rPr>
@@ -1619,7 +1659,91 @@
           <w:color w:val="3C4A42"/>
           <w:sz w:val="18"/>
         </w:rPr>
-        <w:t xml:space="preserve"> Positive has nothing to do with good.</w:t>
+        <w:t xml:space="preserve"> Anything else is not knowledge.</w:t>
+      </w:r>
+    </w:p>
+    <w:p>
+      <w:pPr>
+        <w:keepNext/>
+        <w:keepLines/>
+        <w:spacing w:after="0" w:before="0" w:line="240" w:lineRule="auto"/>
+        <w:shd w:val="clear" w:color="auto" w:fill="E8F1EC"/>
+        <w:pBdr>
+          <w:left w:val="single" w:sz="12" w:space="4" w:color="1A6450"/>
+        </w:pBdr>
+        <w:ind w:left="120"/>
+      </w:pPr>
+      <w:r>
+        <w:rPr>
+          <w:rFonts w:ascii="Calibri" w:hAnsi="Calibri"/>
+          <w:b w:val="0"/>
+          <w:i w:val="0"/>
+          <w:color w:val="3C4A42"/>
+          <w:sz w:val="18"/>
+        </w:rPr>
+        <w:t xml:space="preserve">• So research must be </w:t>
+      </w:r>
+      <w:r>
+        <w:rPr>
+          <w:rFonts w:ascii="Calibri" w:hAnsi="Calibri"/>
+          <w:b/>
+          <w:i w:val="0"/>
+          <w:color w:val="3C4A42"/>
+          <w:sz w:val="18"/>
+        </w:rPr>
+        <w:t>non-contextual</w:t>
+      </w:r>
+      <w:r>
+        <w:rPr>
+          <w:rFonts w:ascii="Calibri" w:hAnsi="Calibri"/>
+          <w:b w:val="0"/>
+          <w:i w:val="0"/>
+          <w:color w:val="3C4A42"/>
+          <w:sz w:val="18"/>
+        </w:rPr>
+        <w:t>: the result cannot depend on who ran it, or where, or when.</w:t>
+      </w:r>
+    </w:p>
+    <w:p>
+      <w:pPr>
+        <w:keepNext/>
+        <w:keepLines/>
+        <w:spacing w:after="0" w:before="0" w:line="240" w:lineRule="auto"/>
+        <w:shd w:val="clear" w:color="auto" w:fill="E8F1EC"/>
+        <w:pBdr>
+          <w:left w:val="single" w:sz="12" w:space="4" w:color="1A6450"/>
+        </w:pBdr>
+        <w:ind w:left="120"/>
+      </w:pPr>
+      <w:r>
+        <w:rPr>
+          <w:rFonts w:ascii="Calibri" w:hAnsi="Calibri"/>
+          <w:b w:val="0"/>
+          <w:i w:val="0"/>
+          <w:color w:val="3C4A42"/>
+          <w:sz w:val="18"/>
+        </w:rPr>
+        <w:t xml:space="preserve">• </w:t>
+      </w:r>
+      <w:r>
+        <w:rPr>
+          <w:rFonts w:ascii="Calibri" w:hAnsi="Calibri"/>
+          <w:b/>
+          <w:i w:val="0"/>
+          <w:color w:val="3C4A42"/>
+          <w:sz w:val="18"/>
+        </w:rPr>
+        <w:t>Standardised</w:t>
+      </w:r>
+      <w:r>
+        <w:rPr>
+          <w:rFonts w:ascii="Calibri" w:hAnsi="Calibri"/>
+          <w:b w:val="0"/>
+          <w:i w:val="0"/>
+          <w:color w:val="3C4A42"/>
+          <w:sz w:val="18"/>
+        </w:rPr>
+        <w:t>: anyone following the same procedure gets the same result.</w:t>
       </w:r>
     </w:p>
     <w:p>
@@ -1641,7 +1765,27 @@
           <w:color w:val="3C4A42"/>
           <w:sz w:val="18"/>
         </w:rPr>
-        <w:t>• Non-contextual, formal and standardised, and analytic: separate the variables and hold the rest still.</w:t>
+        <w:t xml:space="preserve">• </w:t>
+      </w:r>
+      <w:r>
+        <w:rPr>
+          <w:rFonts w:ascii="Calibri" w:hAnsi="Calibri"/>
+          <w:b/>
+          <w:i w:val="0"/>
+          <w:color w:val="3C4A42"/>
+          <w:sz w:val="18"/>
+        </w:rPr>
+        <w:t>Analytic</w:t>
+      </w:r>
+      <w:r>
+        <w:rPr>
+          <w:rFonts w:ascii="Calibri" w:hAnsi="Calibri"/>
+          <w:b w:val="0"/>
+          <w:i w:val="0"/>
+          <w:color w:val="3C4A42"/>
+          <w:sz w:val="18"/>
+        </w:rPr>
+        <w:t>: isolate one variable, hold the rest still.</w:t>
       </w:r>
     </w:p>
     <w:p>
@@ -1658,7 +1802,7 @@
           <w:color w:val="6D7A72"/>
           <w:sz w:val="16"/>
         </w:rPr>
-        <w:t>↓  Which brings the course to its hinge.</w:t>
+        <w:t>↓  Kuhn's target. A paradigm is a context, so the first of the three goes.</w:t>
       </w:r>
     </w:p>
     <w:p>
@@ -4784,7 +4928,87 @@
           <w:color w:val="3C4A42"/>
           <w:sz w:val="14"/>
         </w:rPr>
-        <w:t>Real knowledge comes only from what you can observe and measure. Positive has nothing to do with good. Non-contextual (where and when should not matter), formal and standardised (anyone following the procedure gets the same result), analytic (separate the variables).</w:t>
+        <w:t xml:space="preserve">Only what can be observed and measured counts as knowledge. So research has to be </w:t>
+      </w:r>
+      <w:r>
+        <w:rPr>
+          <w:rFonts w:ascii="Calibri" w:hAnsi="Calibri"/>
+          <w:b/>
+          <w:i w:val="0"/>
+          <w:color w:val="3C4A42"/>
+          <w:sz w:val="14"/>
+        </w:rPr>
+        <w:t>non-contextual</w:t>
+      </w:r>
+      <w:r>
+        <w:rPr>
+          <w:rFonts w:ascii="Calibri" w:hAnsi="Calibri"/>
+          <w:b w:val="0"/>
+          <w:i w:val="0"/>
+          <w:color w:val="3C4A42"/>
+          <w:sz w:val="14"/>
+        </w:rPr>
+        <w:t xml:space="preserve"> (the result cannot depend on who ran it, or where, or when), </w:t>
+      </w:r>
+      <w:r>
+        <w:rPr>
+          <w:rFonts w:ascii="Calibri" w:hAnsi="Calibri"/>
+          <w:b/>
+          <w:i w:val="0"/>
+          <w:color w:val="3C4A42"/>
+          <w:sz w:val="14"/>
+        </w:rPr>
+        <w:t>standardised</w:t>
+      </w:r>
+      <w:r>
+        <w:rPr>
+          <w:rFonts w:ascii="Calibri" w:hAnsi="Calibri"/>
+          <w:b w:val="0"/>
+          <w:i w:val="0"/>
+          <w:color w:val="3C4A42"/>
+          <w:sz w:val="14"/>
+        </w:rPr>
+        <w:t xml:space="preserve"> (anyone following the same procedure gets the same result), and </w:t>
+      </w:r>
+      <w:r>
+        <w:rPr>
+          <w:rFonts w:ascii="Calibri" w:hAnsi="Calibri"/>
+          <w:b/>
+          <w:i w:val="0"/>
+          <w:color w:val="3C4A42"/>
+          <w:sz w:val="14"/>
+        </w:rPr>
+        <w:t>analytic</w:t>
+      </w:r>
+      <w:r>
+        <w:rPr>
+          <w:rFonts w:ascii="Calibri" w:hAnsi="Calibri"/>
+          <w:b w:val="0"/>
+          <w:i w:val="0"/>
+          <w:color w:val="3C4A42"/>
+          <w:sz w:val="14"/>
+        </w:rPr>
+        <w:t xml:space="preserve"> (isolate one variable, hold the rest still). </w:t>
+      </w:r>
+      <w:r>
+        <w:rPr>
+          <w:rFonts w:ascii="Calibri" w:hAnsi="Calibri"/>
+          <w:b/>
+          <w:i w:val="0"/>
+          <w:color w:val="3C4A42"/>
+          <w:sz w:val="14"/>
+        </w:rPr>
+        <w:t>Kuhn's target:</w:t>
+      </w:r>
+      <w:r>
+        <w:rPr>
+          <w:rFonts w:ascii="Calibri" w:hAnsi="Calibri"/>
+          <w:b w:val="0"/>
+          <w:i w:val="0"/>
+          <w:color w:val="3C4A42"/>
+          <w:sz w:val="14"/>
+        </w:rPr>
+        <w:t xml:space="preserve"> a paradigm is a context, so the first of the three goes.</w:t>
       </w:r>
     </w:p>
     <w:p>

--- a/exam-1/PHI2394 exam 1 cheat sheet.docx
+++ b/exam-1/PHI2394 exam 1 cheat sheet.docx
@@ -2786,7 +2786,7 @@
           <w:color w:val="3C4A42"/>
           <w:sz w:val="18"/>
         </w:rPr>
-        <w:t>Kinds.</w:t>
+        <w:t>Kinds</w:t>
       </w:r>
       <w:r>
         <w:rPr>
@@ -2796,7 +2796,47 @@
           <w:color w:val="3C4A42"/>
           <w:sz w:val="18"/>
         </w:rPr>
-        <w:t xml:space="preserve"> Nominalist: human impositions, so the objects are mental and linguistic. Realist: real features of the world. Test case ADHD.</w:t>
+        <w:t xml:space="preserve">, meaning categories like gold or ADHD. </w:t>
+      </w:r>
+      <w:r>
+        <w:rPr>
+          <w:rFonts w:ascii="Calibri" w:hAnsi="Calibri"/>
+          <w:b/>
+          <w:i w:val="0"/>
+          <w:color w:val="3C4A42"/>
+          <w:sz w:val="18"/>
+        </w:rPr>
+        <w:t>Realist:</w:t>
+      </w:r>
+      <w:r>
+        <w:rPr>
+          <w:rFonts w:ascii="Calibri" w:hAnsi="Calibri"/>
+          <w:b w:val="0"/>
+          <w:i w:val="0"/>
+          <w:color w:val="3C4A42"/>
+          <w:sz w:val="18"/>
+        </w:rPr>
+        <w:t xml:space="preserve"> the world comes divided and we find the lines. </w:t>
+      </w:r>
+      <w:r>
+        <w:rPr>
+          <w:rFonts w:ascii="Calibri" w:hAnsi="Calibri"/>
+          <w:b/>
+          <w:i w:val="0"/>
+          <w:color w:val="3C4A42"/>
+          <w:sz w:val="18"/>
+        </w:rPr>
+        <w:t>Nominalist:</w:t>
+      </w:r>
+      <w:r>
+        <w:rPr>
+          <w:rFonts w:ascii="Calibri" w:hAnsi="Calibri"/>
+          <w:b w:val="0"/>
+          <w:i w:val="0"/>
+          <w:color w:val="3C4A42"/>
+          <w:sz w:val="18"/>
+        </w:rPr>
+        <w:t xml:space="preserve"> we draw them, so they live in our language. Test case ADHD.</w:t>
       </w:r>
     </w:p>
     <w:p>
@@ -3657,6 +3697,74 @@
           <w:sz w:val="14"/>
         </w:rPr>
         <w:t>: earth's natural place is the centre, which is why a rock falls, so the earth sits at the centre too. Patient observation confirmed it daily for two thousand years.</w:t>
+      </w:r>
+    </w:p>
+    <w:p>
+      <w:pPr>
+        <w:keepNext w:val="0"/>
+        <w:keepLines/>
+        <w:spacing w:after="40" w:before="0" w:line="240" w:lineRule="auto"/>
+      </w:pPr>
+      <w:r>
+        <w:rPr>
+          <w:rFonts w:ascii="Calibri" w:hAnsi="Calibri"/>
+          <w:b/>
+          <w:i w:val="0"/>
+          <w:color w:val="0C3F31"/>
+          <w:sz w:val="16"/>
+          <w:shd w:val="clear" w:color="auto" w:fill="C4E3D4"/>
+        </w:rPr>
+        <w:t xml:space="preserve"> The dialogues </w:t>
+      </w:r>
+      <w:r>
+        <w:rPr>
+          <w:rFonts w:ascii="Calibri" w:hAnsi="Calibri"/>
+          <w:b w:val="0"/>
+          <w:i w:val="0"/>
+          <w:color w:val="3C4A42"/>
+          <w:sz w:val="14"/>
+        </w:rPr>
+        <w:t xml:space="preserve"> </w:t>
+      </w:r>
+      <w:r>
+        <w:rPr>
+          <w:rFonts w:ascii="Calibri" w:hAnsi="Calibri"/>
+          <w:b w:val="0"/>
+          <w:i w:val="0"/>
+          <w:color w:val="6D7A72"/>
+          <w:sz w:val="12"/>
+        </w:rPr>
+        <w:t xml:space="preserve">Plato </w:t>
+      </w:r>
+      <w:r>
+        <w:rPr>
+          <w:rFonts w:ascii="Calibri" w:hAnsi="Calibri"/>
+          <w:b w:val="0"/>
+          <w:i w:val="0"/>
+          <w:color w:val="3C4A42"/>
+          <w:sz w:val="14"/>
+        </w:rPr>
+        <w:t xml:space="preserve">Twenty-six of them, and Plato never speaks in his own voice. Socrates is almost always the speaker. He was a real person, and the Socrates in the dialogues is Plato's. So no line can be quoted as Plato's own opinion. The one set here is the </w:t>
+      </w:r>
+      <w:r>
+        <w:rPr>
+          <w:rFonts w:ascii="Calibri" w:hAnsi="Calibri"/>
+          <w:b w:val="0"/>
+          <w:i/>
+          <w:color w:val="3C4A42"/>
+          <w:sz w:val="14"/>
+        </w:rPr>
+        <w:t>Republic</w:t>
+      </w:r>
+      <w:r>
+        <w:rPr>
+          <w:rFonts w:ascii="Calibri" w:hAnsi="Calibri"/>
+          <w:b w:val="0"/>
+          <w:i w:val="0"/>
+          <w:color w:val="3C4A42"/>
+          <w:sz w:val="14"/>
+        </w:rPr>
+        <w:t>, and the cave is in book seven.</w:t>
       </w:r>
     </w:p>
     <w:p>
